--- a/5_stochastic.docx
+++ b/5_stochastic.docx
@@ -2123,7 +2123,22 @@
         <w:t xml:space="preserve"> </w:t>
       </w:r>
       <w:r>
-        <w:t xml:space="preserve">function. Note that it is normally distributed, despite the underlying data coming from a non-normal distribution. We can get R to work out the 95% confidence intervals using the quantile function:</w:t>
+        <w:t xml:space="preserve">function. It should look like a normal distribution, despite the underlying data coming from a non-normal distribution. (</w:t>
+      </w:r>
+      <w:r>
+        <w:rPr>
+          <w:i/>
+          <w:iCs/>
+        </w:rPr>
+        <w:t xml:space="preserve">Hint: if you get a single block only, make sure you’ve embedded your code in a loop!)</w:t>
+      </w:r>
+    </w:p>
+    <w:p>
+      <w:pPr>
+        <w:pStyle w:val="BodyText"/>
+      </w:pPr>
+      <w:r>
+        <w:t xml:space="preserve">We can get R to work out the 95% confidence intervals using the quantile function:</w:t>
       </w:r>
     </w:p>
     <w:p>
@@ -2647,7 +2662,7 @@
         <w:rPr>
           <w:rStyle w:val="NormalTok"/>
         </w:rPr>
-        <w:t xml:space="preserve">(bumps_lm, </w:t>
+        <w:t xml:space="preserve">(bumps_dat, </w:t>
       </w:r>
       <w:r>
         <w:rPr>
@@ -3673,6 +3688,697 @@
       </w:r>
       <w:r>
         <w:t xml:space="preserve">is a very flexible tool with lots of opportunities for customising your plots, so you can have fun trying to make your figure look more visually appealing by googling what you wish to change.</w:t>
+      </w:r>
+    </w:p>
+    <w:p>
+      <w:pPr>
+        <w:pStyle w:val="SourceCode"/>
+      </w:pPr>
+      <w:r>
+        <w:rPr>
+          <w:rStyle w:val="CommentTok"/>
+        </w:rPr>
+        <w:t xml:space="preserve"># Extract and store CI values</w:t>
+      </w:r>
+      <w:r>
+        <w:br/>
+      </w:r>
+      <w:r>
+        <w:rPr>
+          <w:rStyle w:val="NormalTok"/>
+        </w:rPr>
+        <w:t xml:space="preserve">lowerCI </w:t>
+      </w:r>
+      <w:r>
+        <w:rPr>
+          <w:rStyle w:val="OtherTok"/>
+        </w:rPr>
+        <w:t xml:space="preserve">&lt;-</w:t>
+      </w:r>
+      <w:r>
+        <w:rPr>
+          <w:rStyle w:val="NormalTok"/>
+        </w:rPr>
+        <w:t xml:space="preserve"> </w:t>
+      </w:r>
+      <w:r>
+        <w:rPr>
+          <w:rStyle w:val="FunctionTok"/>
+        </w:rPr>
+        <w:t xml:space="preserve">quantile</w:t>
+      </w:r>
+      <w:r>
+        <w:rPr>
+          <w:rStyle w:val="NormalTok"/>
+        </w:rPr>
+        <w:t xml:space="preserve">(all_slopes, </w:t>
+      </w:r>
+      <w:r>
+        <w:rPr>
+          <w:rStyle w:val="FloatTok"/>
+        </w:rPr>
+        <w:t xml:space="preserve">0.025</w:t>
+      </w:r>
+      <w:r>
+        <w:rPr>
+          <w:rStyle w:val="NormalTok"/>
+        </w:rPr>
+        <w:t xml:space="preserve">)</w:t>
+      </w:r>
+      <w:r>
+        <w:br/>
+      </w:r>
+      <w:r>
+        <w:rPr>
+          <w:rStyle w:val="NormalTok"/>
+        </w:rPr>
+        <w:t xml:space="preserve">upperCI </w:t>
+      </w:r>
+      <w:r>
+        <w:rPr>
+          <w:rStyle w:val="OtherTok"/>
+        </w:rPr>
+        <w:t xml:space="preserve">&lt;-</w:t>
+      </w:r>
+      <w:r>
+        <w:rPr>
+          <w:rStyle w:val="NormalTok"/>
+        </w:rPr>
+        <w:t xml:space="preserve"> </w:t>
+      </w:r>
+      <w:r>
+        <w:rPr>
+          <w:rStyle w:val="FunctionTok"/>
+        </w:rPr>
+        <w:t xml:space="preserve">quantile</w:t>
+      </w:r>
+      <w:r>
+        <w:rPr>
+          <w:rStyle w:val="NormalTok"/>
+        </w:rPr>
+        <w:t xml:space="preserve">(all_slopes, </w:t>
+      </w:r>
+      <w:r>
+        <w:rPr>
+          <w:rStyle w:val="FloatTok"/>
+        </w:rPr>
+        <w:t xml:space="preserve">0.975</w:t>
+      </w:r>
+      <w:r>
+        <w:rPr>
+          <w:rStyle w:val="NormalTok"/>
+        </w:rPr>
+        <w:t xml:space="preserve">)</w:t>
+      </w:r>
+      <w:r>
+        <w:br/>
+      </w:r>
+      <w:r>
+        <w:br/>
+      </w:r>
+      <w:r>
+        <w:rPr>
+          <w:rStyle w:val="DocumentationTok"/>
+        </w:rPr>
+        <w:t xml:space="preserve">### Plot original regression line plus boostrapped 95% confidence intervals</w:t>
+      </w:r>
+      <w:r>
+        <w:br/>
+      </w:r>
+      <w:r>
+        <w:rPr>
+          <w:rStyle w:val="FunctionTok"/>
+        </w:rPr>
+        <w:t xml:space="preserve">ggplot</w:t>
+      </w:r>
+      <w:r>
+        <w:rPr>
+          <w:rStyle w:val="NormalTok"/>
+        </w:rPr>
+        <w:t xml:space="preserve">(bumps_dat, </w:t>
+      </w:r>
+      <w:r>
+        <w:rPr>
+          <w:rStyle w:val="FunctionTok"/>
+        </w:rPr>
+        <w:t xml:space="preserve">aes</w:t>
+      </w:r>
+      <w:r>
+        <w:rPr>
+          <w:rStyle w:val="NormalTok"/>
+        </w:rPr>
+        <w:t xml:space="preserve">(</w:t>
+      </w:r>
+      <w:r>
+        <w:rPr>
+          <w:rStyle w:val="AttributeTok"/>
+        </w:rPr>
+        <w:t xml:space="preserve">x =</w:t>
+      </w:r>
+      <w:r>
+        <w:rPr>
+          <w:rStyle w:val="NormalTok"/>
+        </w:rPr>
+        <w:t xml:space="preserve"> body_diss, </w:t>
+      </w:r>
+      <w:r>
+        <w:rPr>
+          <w:rStyle w:val="AttributeTok"/>
+        </w:rPr>
+        <w:t xml:space="preserve">y =</w:t>
+      </w:r>
+      <w:r>
+        <w:rPr>
+          <w:rStyle w:val="NormalTok"/>
+        </w:rPr>
+        <w:t xml:space="preserve"> depression)) </w:t>
+      </w:r>
+      <w:r>
+        <w:rPr>
+          <w:rStyle w:val="SpecialCharTok"/>
+        </w:rPr>
+        <w:t xml:space="preserve">+</w:t>
+      </w:r>
+      <w:r>
+        <w:rPr>
+          <w:rStyle w:val="NormalTok"/>
+        </w:rPr>
+        <w:t xml:space="preserve"> </w:t>
+      </w:r>
+      <w:r>
+        <w:br/>
+      </w:r>
+      <w:r>
+        <w:rPr>
+          <w:rStyle w:val="NormalTok"/>
+        </w:rPr>
+        <w:t xml:space="preserve">  </w:t>
+      </w:r>
+      <w:r>
+        <w:rPr>
+          <w:rStyle w:val="FunctionTok"/>
+        </w:rPr>
+        <w:t xml:space="preserve">theme_bw</w:t>
+      </w:r>
+      <w:r>
+        <w:rPr>
+          <w:rStyle w:val="NormalTok"/>
+        </w:rPr>
+        <w:t xml:space="preserve">() </w:t>
+      </w:r>
+      <w:r>
+        <w:rPr>
+          <w:rStyle w:val="SpecialCharTok"/>
+        </w:rPr>
+        <w:t xml:space="preserve">+</w:t>
+      </w:r>
+      <w:r>
+        <w:rPr>
+          <w:rStyle w:val="NormalTok"/>
+        </w:rPr>
+        <w:t xml:space="preserve">    </w:t>
+      </w:r>
+      <w:r>
+        <w:rPr>
+          <w:rStyle w:val="CommentTok"/>
+        </w:rPr>
+        <w:t xml:space="preserve"># black and white theme</w:t>
+      </w:r>
+      <w:r>
+        <w:br/>
+      </w:r>
+      <w:r>
+        <w:rPr>
+          <w:rStyle w:val="NormalTok"/>
+        </w:rPr>
+        <w:t xml:space="preserve">  </w:t>
+      </w:r>
+      <w:r>
+        <w:rPr>
+          <w:rStyle w:val="FunctionTok"/>
+        </w:rPr>
+        <w:t xml:space="preserve">geom_point</w:t>
+      </w:r>
+      <w:r>
+        <w:rPr>
+          <w:rStyle w:val="NormalTok"/>
+        </w:rPr>
+        <w:t xml:space="preserve">() </w:t>
+      </w:r>
+      <w:r>
+        <w:rPr>
+          <w:rStyle w:val="SpecialCharTok"/>
+        </w:rPr>
+        <w:t xml:space="preserve">+</w:t>
+      </w:r>
+      <w:r>
+        <w:rPr>
+          <w:rStyle w:val="NormalTok"/>
+        </w:rPr>
+        <w:t xml:space="preserve">  </w:t>
+      </w:r>
+      <w:r>
+        <w:rPr>
+          <w:rStyle w:val="CommentTok"/>
+        </w:rPr>
+        <w:t xml:space="preserve"># data points</w:t>
+      </w:r>
+      <w:r>
+        <w:br/>
+      </w:r>
+      <w:r>
+        <w:rPr>
+          <w:rStyle w:val="NormalTok"/>
+        </w:rPr>
+        <w:t xml:space="preserve">  </w:t>
+      </w:r>
+      <w:r>
+        <w:br/>
+      </w:r>
+      <w:r>
+        <w:rPr>
+          <w:rStyle w:val="NormalTok"/>
+        </w:rPr>
+        <w:t xml:space="preserve">  </w:t>
+      </w:r>
+      <w:r>
+        <w:rPr>
+          <w:rStyle w:val="CommentTok"/>
+        </w:rPr>
+        <w:t xml:space="preserve"># original regression line</w:t>
+      </w:r>
+      <w:r>
+        <w:br/>
+      </w:r>
+      <w:r>
+        <w:rPr>
+          <w:rStyle w:val="NormalTok"/>
+        </w:rPr>
+        <w:t xml:space="preserve">  </w:t>
+      </w:r>
+      <w:r>
+        <w:rPr>
+          <w:rStyle w:val="FunctionTok"/>
+        </w:rPr>
+        <w:t xml:space="preserve">geom_abline</w:t>
+      </w:r>
+      <w:r>
+        <w:rPr>
+          <w:rStyle w:val="NormalTok"/>
+        </w:rPr>
+        <w:t xml:space="preserve">(</w:t>
+      </w:r>
+      <w:r>
+        <w:rPr>
+          <w:rStyle w:val="AttributeTok"/>
+        </w:rPr>
+        <w:t xml:space="preserve">intercept =</w:t>
+      </w:r>
+      <w:r>
+        <w:rPr>
+          <w:rStyle w:val="NormalTok"/>
+        </w:rPr>
+        <w:t xml:space="preserve"> bumps_lm</w:t>
+      </w:r>
+      <w:r>
+        <w:rPr>
+          <w:rStyle w:val="SpecialCharTok"/>
+        </w:rPr>
+        <w:t xml:space="preserve">$</w:t>
+      </w:r>
+      <w:r>
+        <w:rPr>
+          <w:rStyle w:val="NormalTok"/>
+        </w:rPr>
+        <w:t xml:space="preserve">coefficients[</w:t>
+      </w:r>
+      <w:r>
+        <w:rPr>
+          <w:rStyle w:val="DecValTok"/>
+        </w:rPr>
+        <w:t xml:space="preserve">1</w:t>
+      </w:r>
+      <w:r>
+        <w:rPr>
+          <w:rStyle w:val="NormalTok"/>
+        </w:rPr>
+        <w:t xml:space="preserve">], </w:t>
+      </w:r>
+      <w:r>
+        <w:br/>
+      </w:r>
+      <w:r>
+        <w:rPr>
+          <w:rStyle w:val="NormalTok"/>
+        </w:rPr>
+        <w:t xml:space="preserve">              </w:t>
+      </w:r>
+      <w:r>
+        <w:rPr>
+          <w:rStyle w:val="AttributeTok"/>
+        </w:rPr>
+        <w:t xml:space="preserve">slope =</w:t>
+      </w:r>
+      <w:r>
+        <w:rPr>
+          <w:rStyle w:val="NormalTok"/>
+        </w:rPr>
+        <w:t xml:space="preserve"> bumps_lm</w:t>
+      </w:r>
+      <w:r>
+        <w:rPr>
+          <w:rStyle w:val="SpecialCharTok"/>
+        </w:rPr>
+        <w:t xml:space="preserve">$</w:t>
+      </w:r>
+      <w:r>
+        <w:rPr>
+          <w:rStyle w:val="NormalTok"/>
+        </w:rPr>
+        <w:t xml:space="preserve">coefficients[</w:t>
+      </w:r>
+      <w:r>
+        <w:rPr>
+          <w:rStyle w:val="DecValTok"/>
+        </w:rPr>
+        <w:t xml:space="preserve">2</w:t>
+      </w:r>
+      <w:r>
+        <w:rPr>
+          <w:rStyle w:val="NormalTok"/>
+        </w:rPr>
+        <w:t xml:space="preserve">], </w:t>
+      </w:r>
+      <w:r>
+        <w:rPr>
+          <w:rStyle w:val="AttributeTok"/>
+        </w:rPr>
+        <w:t xml:space="preserve">colour =</w:t>
+      </w:r>
+      <w:r>
+        <w:rPr>
+          <w:rStyle w:val="NormalTok"/>
+        </w:rPr>
+        <w:t xml:space="preserve"> </w:t>
+      </w:r>
+      <w:r>
+        <w:rPr>
+          <w:rStyle w:val="StringTok"/>
+        </w:rPr>
+        <w:t xml:space="preserve">"black"</w:t>
+      </w:r>
+      <w:r>
+        <w:rPr>
+          <w:rStyle w:val="NormalTok"/>
+        </w:rPr>
+        <w:t xml:space="preserve">) </w:t>
+      </w:r>
+      <w:r>
+        <w:rPr>
+          <w:rStyle w:val="SpecialCharTok"/>
+        </w:rPr>
+        <w:t xml:space="preserve">+</w:t>
+      </w:r>
+      <w:r>
+        <w:rPr>
+          <w:rStyle w:val="NormalTok"/>
+        </w:rPr>
+        <w:t xml:space="preserve"> </w:t>
+      </w:r>
+      <w:r>
+        <w:br/>
+      </w:r>
+      <w:r>
+        <w:rPr>
+          <w:rStyle w:val="NormalTok"/>
+        </w:rPr>
+        <w:t xml:space="preserve">  </w:t>
+      </w:r>
+      <w:r>
+        <w:br/>
+      </w:r>
+      <w:r>
+        <w:rPr>
+          <w:rStyle w:val="NormalTok"/>
+        </w:rPr>
+        <w:t xml:space="preserve">  </w:t>
+      </w:r>
+      <w:r>
+        <w:rPr>
+          <w:rStyle w:val="CommentTok"/>
+        </w:rPr>
+        <w:t xml:space="preserve"># lower confidence interval </w:t>
+      </w:r>
+      <w:r>
+        <w:br/>
+      </w:r>
+      <w:r>
+        <w:rPr>
+          <w:rStyle w:val="NormalTok"/>
+        </w:rPr>
+        <w:t xml:space="preserve">  </w:t>
+      </w:r>
+      <w:r>
+        <w:rPr>
+          <w:rStyle w:val="FunctionTok"/>
+        </w:rPr>
+        <w:t xml:space="preserve">geom_abline</w:t>
+      </w:r>
+      <w:r>
+        <w:rPr>
+          <w:rStyle w:val="NormalTok"/>
+        </w:rPr>
+        <w:t xml:space="preserve">(</w:t>
+      </w:r>
+      <w:r>
+        <w:rPr>
+          <w:rStyle w:val="AttributeTok"/>
+        </w:rPr>
+        <w:t xml:space="preserve">intercept =</w:t>
+      </w:r>
+      <w:r>
+        <w:rPr>
+          <w:rStyle w:val="NormalTok"/>
+        </w:rPr>
+        <w:t xml:space="preserve"> bumps_lm</w:t>
+      </w:r>
+      <w:r>
+        <w:rPr>
+          <w:rStyle w:val="SpecialCharTok"/>
+        </w:rPr>
+        <w:t xml:space="preserve">$</w:t>
+      </w:r>
+      <w:r>
+        <w:rPr>
+          <w:rStyle w:val="NormalTok"/>
+        </w:rPr>
+        <w:t xml:space="preserve">coefficients[</w:t>
+      </w:r>
+      <w:r>
+        <w:rPr>
+          <w:rStyle w:val="DecValTok"/>
+        </w:rPr>
+        <w:t xml:space="preserve">1</w:t>
+      </w:r>
+      <w:r>
+        <w:rPr>
+          <w:rStyle w:val="NormalTok"/>
+        </w:rPr>
+        <w:t xml:space="preserve">], </w:t>
+      </w:r>
+      <w:r>
+        <w:br/>
+      </w:r>
+      <w:r>
+        <w:rPr>
+          <w:rStyle w:val="NormalTok"/>
+        </w:rPr>
+        <w:t xml:space="preserve">              </w:t>
+      </w:r>
+      <w:r>
+        <w:rPr>
+          <w:rStyle w:val="AttributeTok"/>
+        </w:rPr>
+        <w:t xml:space="preserve">slope =</w:t>
+      </w:r>
+      <w:r>
+        <w:rPr>
+          <w:rStyle w:val="NormalTok"/>
+        </w:rPr>
+        <w:t xml:space="preserve"> lowerCI, </w:t>
+      </w:r>
+      <w:r>
+        <w:rPr>
+          <w:rStyle w:val="AttributeTok"/>
+        </w:rPr>
+        <w:t xml:space="preserve">colour =</w:t>
+      </w:r>
+      <w:r>
+        <w:rPr>
+          <w:rStyle w:val="NormalTok"/>
+        </w:rPr>
+        <w:t xml:space="preserve"> </w:t>
+      </w:r>
+      <w:r>
+        <w:rPr>
+          <w:rStyle w:val="StringTok"/>
+        </w:rPr>
+        <w:t xml:space="preserve">"blue"</w:t>
+      </w:r>
+      <w:r>
+        <w:rPr>
+          <w:rStyle w:val="NormalTok"/>
+        </w:rPr>
+        <w:t xml:space="preserve">) </w:t>
+      </w:r>
+      <w:r>
+        <w:rPr>
+          <w:rStyle w:val="SpecialCharTok"/>
+        </w:rPr>
+        <w:t xml:space="preserve">+</w:t>
+      </w:r>
+      <w:r>
+        <w:rPr>
+          <w:rStyle w:val="NormalTok"/>
+        </w:rPr>
+        <w:t xml:space="preserve"> </w:t>
+      </w:r>
+      <w:r>
+        <w:br/>
+      </w:r>
+      <w:r>
+        <w:rPr>
+          <w:rStyle w:val="NormalTok"/>
+        </w:rPr>
+        <w:t xml:space="preserve">  </w:t>
+      </w:r>
+      <w:r>
+        <w:br/>
+      </w:r>
+      <w:r>
+        <w:rPr>
+          <w:rStyle w:val="NormalTok"/>
+        </w:rPr>
+        <w:t xml:space="preserve">  </w:t>
+      </w:r>
+      <w:r>
+        <w:rPr>
+          <w:rStyle w:val="CommentTok"/>
+        </w:rPr>
+        <w:t xml:space="preserve"># upper confidence interval </w:t>
+      </w:r>
+      <w:r>
+        <w:br/>
+      </w:r>
+      <w:r>
+        <w:rPr>
+          <w:rStyle w:val="NormalTok"/>
+        </w:rPr>
+        <w:t xml:space="preserve">  </w:t>
+      </w:r>
+      <w:r>
+        <w:rPr>
+          <w:rStyle w:val="FunctionTok"/>
+        </w:rPr>
+        <w:t xml:space="preserve">geom_abline</w:t>
+      </w:r>
+      <w:r>
+        <w:rPr>
+          <w:rStyle w:val="NormalTok"/>
+        </w:rPr>
+        <w:t xml:space="preserve">(</w:t>
+      </w:r>
+      <w:r>
+        <w:rPr>
+          <w:rStyle w:val="AttributeTok"/>
+        </w:rPr>
+        <w:t xml:space="preserve">intercept =</w:t>
+      </w:r>
+      <w:r>
+        <w:rPr>
+          <w:rStyle w:val="NormalTok"/>
+        </w:rPr>
+        <w:t xml:space="preserve"> bumps_lm</w:t>
+      </w:r>
+      <w:r>
+        <w:rPr>
+          <w:rStyle w:val="SpecialCharTok"/>
+        </w:rPr>
+        <w:t xml:space="preserve">$</w:t>
+      </w:r>
+      <w:r>
+        <w:rPr>
+          <w:rStyle w:val="NormalTok"/>
+        </w:rPr>
+        <w:t xml:space="preserve">coefficients[</w:t>
+      </w:r>
+      <w:r>
+        <w:rPr>
+          <w:rStyle w:val="DecValTok"/>
+        </w:rPr>
+        <w:t xml:space="preserve">1</w:t>
+      </w:r>
+      <w:r>
+        <w:rPr>
+          <w:rStyle w:val="NormalTok"/>
+        </w:rPr>
+        <w:t xml:space="preserve">], </w:t>
+      </w:r>
+      <w:r>
+        <w:br/>
+      </w:r>
+      <w:r>
+        <w:rPr>
+          <w:rStyle w:val="NormalTok"/>
+        </w:rPr>
+        <w:t xml:space="preserve">              </w:t>
+      </w:r>
+      <w:r>
+        <w:rPr>
+          <w:rStyle w:val="AttributeTok"/>
+        </w:rPr>
+        <w:t xml:space="preserve">slope =</w:t>
+      </w:r>
+      <w:r>
+        <w:rPr>
+          <w:rStyle w:val="NormalTok"/>
+        </w:rPr>
+        <w:t xml:space="preserve"> upperCI, </w:t>
+      </w:r>
+      <w:r>
+        <w:rPr>
+          <w:rStyle w:val="AttributeTok"/>
+        </w:rPr>
+        <w:t xml:space="preserve">colour =</w:t>
+      </w:r>
+      <w:r>
+        <w:rPr>
+          <w:rStyle w:val="NormalTok"/>
+        </w:rPr>
+        <w:t xml:space="preserve"> </w:t>
+      </w:r>
+      <w:r>
+        <w:rPr>
+          <w:rStyle w:val="StringTok"/>
+        </w:rPr>
+        <w:t xml:space="preserve">"blue"</w:t>
+      </w:r>
+      <w:r>
+        <w:rPr>
+          <w:rStyle w:val="NormalTok"/>
+        </w:rPr>
+        <w:t xml:space="preserve">)</w:t>
+      </w:r>
+    </w:p>
+    <w:p>
+      <w:pPr>
+        <w:pStyle w:val="SourceCode"/>
+      </w:pPr>
+      <w:r>
+        <w:rPr>
+          <w:rStyle w:val="DocumentationTok"/>
+        </w:rPr>
+        <w:t xml:space="preserve">## Note you could also extract and  use the bootstrapped intercepts in these to improve further </w:t>
       </w:r>
     </w:p>
     <w:p>
@@ -3751,7 +4457,303 @@
         <w:t xml:space="preserve"> </w:t>
       </w:r>
       <w:r>
-        <w:t xml:space="preserve">slopecoefficient.</w:t>
+        <w:t xml:space="preserve">slope coefficient.</w:t>
+      </w:r>
+    </w:p>
+    <w:p>
+      <w:pPr>
+        <w:pStyle w:val="SourceCode"/>
+      </w:pPr>
+      <w:r>
+        <w:rPr>
+          <w:rStyle w:val="DocumentationTok"/>
+        </w:rPr>
+        <w:t xml:space="preserve">## This is one way, but I'm sure there are many more! </w:t>
+      </w:r>
+      <w:r>
+        <w:br/>
+      </w:r>
+      <w:r>
+        <w:br/>
+      </w:r>
+      <w:r>
+        <w:rPr>
+          <w:rStyle w:val="FunctionTok"/>
+        </w:rPr>
+        <w:t xml:space="preserve">library</w:t>
+      </w:r>
+      <w:r>
+        <w:rPr>
+          <w:rStyle w:val="NormalTok"/>
+        </w:rPr>
+        <w:t xml:space="preserve">(tidyverse)  </w:t>
+      </w:r>
+      <w:r>
+        <w:rPr>
+          <w:rStyle w:val="CommentTok"/>
+        </w:rPr>
+        <w:t xml:space="preserve"># for data cleaning</w:t>
+      </w:r>
+      <w:r>
+        <w:br/>
+      </w:r>
+      <w:r>
+        <w:rPr>
+          <w:rStyle w:val="FunctionTok"/>
+        </w:rPr>
+        <w:t xml:space="preserve">library</w:t>
+      </w:r>
+      <w:r>
+        <w:rPr>
+          <w:rStyle w:val="NormalTok"/>
+        </w:rPr>
+        <w:t xml:space="preserve">(car)        </w:t>
+      </w:r>
+      <w:r>
+        <w:rPr>
+          <w:rStyle w:val="CommentTok"/>
+        </w:rPr>
+        <w:t xml:space="preserve"># for bootstrapping</w:t>
+      </w:r>
+      <w:r>
+        <w:br/>
+      </w:r>
+      <w:r>
+        <w:br/>
+      </w:r>
+      <w:r>
+        <w:rPr>
+          <w:rStyle w:val="DocumentationTok"/>
+        </w:rPr>
+        <w:t xml:space="preserve">## Remove rows from dataframe with missing values (package doesn't do by default)</w:t>
+      </w:r>
+      <w:r>
+        <w:br/>
+      </w:r>
+      <w:r>
+        <w:rPr>
+          <w:rStyle w:val="NormalTok"/>
+        </w:rPr>
+        <w:t xml:space="preserve">bumps_cc </w:t>
+      </w:r>
+      <w:r>
+        <w:rPr>
+          <w:rStyle w:val="OtherTok"/>
+        </w:rPr>
+        <w:t xml:space="preserve">&lt;-</w:t>
+      </w:r>
+      <w:r>
+        <w:rPr>
+          <w:rStyle w:val="NormalTok"/>
+        </w:rPr>
+        <w:t xml:space="preserve"> </w:t>
+      </w:r>
+      <w:r>
+        <w:rPr>
+          <w:rStyle w:val="FunctionTok"/>
+        </w:rPr>
+        <w:t xml:space="preserve">filter</w:t>
+      </w:r>
+      <w:r>
+        <w:rPr>
+          <w:rStyle w:val="NormalTok"/>
+        </w:rPr>
+        <w:t xml:space="preserve">(bumps_dat, </w:t>
+      </w:r>
+      <w:r>
+        <w:rPr>
+          <w:rStyle w:val="SpecialCharTok"/>
+        </w:rPr>
+        <w:t xml:space="preserve">!</w:t>
+      </w:r>
+      <w:r>
+        <w:rPr>
+          <w:rStyle w:val="FunctionTok"/>
+        </w:rPr>
+        <w:t xml:space="preserve">is.na</w:t>
+      </w:r>
+      <w:r>
+        <w:rPr>
+          <w:rStyle w:val="NormalTok"/>
+        </w:rPr>
+        <w:t xml:space="preserve">(depression))</w:t>
+      </w:r>
+      <w:r>
+        <w:br/>
+      </w:r>
+      <w:r>
+        <w:br/>
+      </w:r>
+      <w:r>
+        <w:rPr>
+          <w:rStyle w:val="DocumentationTok"/>
+        </w:rPr>
+        <w:t xml:space="preserve">## Refit linear model to tidy data</w:t>
+      </w:r>
+      <w:r>
+        <w:br/>
+      </w:r>
+      <w:r>
+        <w:rPr>
+          <w:rStyle w:val="NormalTok"/>
+        </w:rPr>
+        <w:t xml:space="preserve">bumps_lm_cc </w:t>
+      </w:r>
+      <w:r>
+        <w:rPr>
+          <w:rStyle w:val="OtherTok"/>
+        </w:rPr>
+        <w:t xml:space="preserve">&lt;-</w:t>
+      </w:r>
+      <w:r>
+        <w:rPr>
+          <w:rStyle w:val="NormalTok"/>
+        </w:rPr>
+        <w:t xml:space="preserve"> </w:t>
+      </w:r>
+      <w:r>
+        <w:rPr>
+          <w:rStyle w:val="FunctionTok"/>
+        </w:rPr>
+        <w:t xml:space="preserve">lm</w:t>
+      </w:r>
+      <w:r>
+        <w:rPr>
+          <w:rStyle w:val="NormalTok"/>
+        </w:rPr>
+        <w:t xml:space="preserve">(depression </w:t>
+      </w:r>
+      <w:r>
+        <w:rPr>
+          <w:rStyle w:val="SpecialCharTok"/>
+        </w:rPr>
+        <w:t xml:space="preserve">~</w:t>
+      </w:r>
+      <w:r>
+        <w:rPr>
+          <w:rStyle w:val="NormalTok"/>
+        </w:rPr>
+        <w:t xml:space="preserve"> body_diss, </w:t>
+      </w:r>
+      <w:r>
+        <w:rPr>
+          <w:rStyle w:val="AttributeTok"/>
+        </w:rPr>
+        <w:t xml:space="preserve">data =</w:t>
+      </w:r>
+      <w:r>
+        <w:rPr>
+          <w:rStyle w:val="NormalTok"/>
+        </w:rPr>
+        <w:t xml:space="preserve"> bumps_cc)</w:t>
+      </w:r>
+      <w:r>
+        <w:br/>
+      </w:r>
+      <w:r>
+        <w:br/>
+      </w:r>
+      <w:r>
+        <w:rPr>
+          <w:rStyle w:val="DocumentationTok"/>
+        </w:rPr>
+        <w:t xml:space="preserve">## Run bootstrap and calculate confidence intervals</w:t>
+      </w:r>
+      <w:r>
+        <w:br/>
+      </w:r>
+      <w:r>
+        <w:rPr>
+          <w:rStyle w:val="NormalTok"/>
+        </w:rPr>
+        <w:t xml:space="preserve">bs_mod </w:t>
+      </w:r>
+      <w:r>
+        <w:rPr>
+          <w:rStyle w:val="OtherTok"/>
+        </w:rPr>
+        <w:t xml:space="preserve">&lt;-</w:t>
+      </w:r>
+      <w:r>
+        <w:rPr>
+          <w:rStyle w:val="NormalTok"/>
+        </w:rPr>
+        <w:t xml:space="preserve"> </w:t>
+      </w:r>
+      <w:r>
+        <w:rPr>
+          <w:rStyle w:val="FunctionTok"/>
+        </w:rPr>
+        <w:t xml:space="preserve">Boot</w:t>
+      </w:r>
+      <w:r>
+        <w:rPr>
+          <w:rStyle w:val="NormalTok"/>
+        </w:rPr>
+        <w:t xml:space="preserve">(bumps_lm_cc, </w:t>
+      </w:r>
+      <w:r>
+        <w:rPr>
+          <w:rStyle w:val="AttributeTok"/>
+        </w:rPr>
+        <w:t xml:space="preserve">R =</w:t>
+      </w:r>
+      <w:r>
+        <w:rPr>
+          <w:rStyle w:val="NormalTok"/>
+        </w:rPr>
+        <w:t xml:space="preserve"> </w:t>
+      </w:r>
+      <w:r>
+        <w:rPr>
+          <w:rStyle w:val="DecValTok"/>
+        </w:rPr>
+        <w:t xml:space="preserve">1000</w:t>
+      </w:r>
+      <w:r>
+        <w:rPr>
+          <w:rStyle w:val="NormalTok"/>
+        </w:rPr>
+        <w:t xml:space="preserve">)</w:t>
+      </w:r>
+      <w:r>
+        <w:br/>
+      </w:r>
+      <w:r>
+        <w:rPr>
+          <w:rStyle w:val="FunctionTok"/>
+        </w:rPr>
+        <w:t xml:space="preserve">Confint</w:t>
+      </w:r>
+      <w:r>
+        <w:rPr>
+          <w:rStyle w:val="NormalTok"/>
+        </w:rPr>
+        <w:t xml:space="preserve">(bs_mod, </w:t>
+      </w:r>
+      <w:r>
+        <w:rPr>
+          <w:rStyle w:val="AttributeTok"/>
+        </w:rPr>
+        <w:t xml:space="preserve">level =</w:t>
+      </w:r>
+      <w:r>
+        <w:rPr>
+          <w:rStyle w:val="NormalTok"/>
+        </w:rPr>
+        <w:t xml:space="preserve"> </w:t>
+      </w:r>
+      <w:r>
+        <w:rPr>
+          <w:rStyle w:val="FloatTok"/>
+        </w:rPr>
+        <w:t xml:space="preserve">0.95</w:t>
+      </w:r>
+      <w:r>
+        <w:rPr>
+          <w:rStyle w:val="NormalTok"/>
+        </w:rPr>
+        <w:t xml:space="preserve">)</w:t>
       </w:r>
     </w:p>
     <w:bookmarkEnd w:id="36"/>
